--- a/data/employees/EMP077/AST-EMP077-03.docx
+++ b/data/employees/EMP077/AST-EMP077-03.docx
@@ -7,10 +7,7 @@
         <w:pStyle w:val="Heading1"/>
       </w:pPr>
       <w:r>
-        <w:rPr>
-          <w:sz w:val="36"/>
-        </w:rPr>
-        <w:t>Design specification - EMP077</w:t>
+        <w:t>Ast Emp077 03 - EMP077</w:t>
       </w:r>
     </w:p>
     <w:p>
@@ -18,130 +15,32 @@
         <w:pStyle w:val="Heading2"/>
       </w:pPr>
       <w:r>
-        <w:t>Document Metadata</w:t>
-      </w:r>
-    </w:p>
-    <w:tbl>
-      <w:tblPr>
-        <w:tblStyle w:val="TableGrid"/>
-        <w:tblW w:type="auto" w:w="0"/>
-        <w:tblLook w:firstColumn="1" w:firstRow="1" w:lastColumn="0" w:lastRow="0" w:noHBand="0" w:noVBand="1" w:val="04A0"/>
-      </w:tblPr>
-      <w:tblGrid>
-        <w:gridCol w:w="4320"/>
-        <w:gridCol w:w="4320"/>
-      </w:tblGrid>
-      <w:tr>
-        <w:tc>
-          <w:tcPr>
-            <w:tcW w:type="dxa" w:w="4320"/>
-          </w:tcPr>
-          <w:p>
-            <w:r>
-              <w:t>Author</w:t>
-            </w:r>
-          </w:p>
-        </w:tc>
-        <w:tc>
-          <w:tcPr>
-            <w:tcW w:type="dxa" w:w="4320"/>
-          </w:tcPr>
-          <w:p>
-            <w:r>
-              <w:t>Riley Patel</w:t>
-            </w:r>
-          </w:p>
-        </w:tc>
-      </w:tr>
-      <w:tr>
-        <w:tc>
-          <w:tcPr>
-            <w:tcW w:type="dxa" w:w="4320"/>
-          </w:tcPr>
-          <w:p>
-            <w:r>
-              <w:t>Role / Department</w:t>
-            </w:r>
-          </w:p>
-        </w:tc>
-        <w:tc>
-          <w:tcPr>
-            <w:tcW w:type="dxa" w:w="4320"/>
-          </w:tcPr>
-          <w:p>
-            <w:r>
-              <w:t>Senior Engineer | Procurement</w:t>
-            </w:r>
-          </w:p>
-        </w:tc>
-      </w:tr>
-      <w:tr>
-        <w:tc>
-          <w:tcPr>
-            <w:tcW w:type="dxa" w:w="4320"/>
-          </w:tcPr>
-          <w:p>
-            <w:r>
-              <w:t>Location</w:t>
-            </w:r>
-          </w:p>
-        </w:tc>
-        <w:tc>
-          <w:tcPr>
-            <w:tcW w:type="dxa" w:w="4320"/>
-          </w:tcPr>
-          <w:p>
-            <w:r>
-              <w:t>Austin</w:t>
-            </w:r>
-          </w:p>
-        </w:tc>
-      </w:tr>
-      <w:tr>
-        <w:tc>
-          <w:tcPr>
-            <w:tcW w:type="dxa" w:w="4320"/>
-          </w:tcPr>
-          <w:p>
-            <w:r>
-              <w:t>Last Modified</w:t>
-            </w:r>
-          </w:p>
-        </w:tc>
-        <w:tc>
-          <w:tcPr>
-            <w:tcW w:type="dxa" w:w="4320"/>
-          </w:tcPr>
-          <w:p>
-            <w:r>
-              <w:t>2025-03-22</w:t>
-            </w:r>
-          </w:p>
-        </w:tc>
-      </w:tr>
-    </w:tbl>
-    <w:p/>
-    <w:p>
-      <w:pPr>
-        <w:pStyle w:val="Heading2"/>
-      </w:pPr>
-      <w:r>
-        <w:t>Specification</w:t>
+        <w:t>Page 1</w:t>
       </w:r>
     </w:p>
     <w:p>
       <w:r>
-        <w:t>Design Specification: Supplier Portal Integration</w:t>
+        <w:t>Section 1: Automation backlog refinement. EMP077 contributes to ast emp077 03 through recurring collaboration, clear ownership boundaries, and measurable outcomes. The team captures decisions, open issues, and handoffs so that knowledge remains discoverable for future programs.</w:t>
       </w:r>
     </w:p>
     <w:p>
       <w:r>
-        <w:t>Version: 1.2</w:t>
+        <w:t>Section 2: Quarterly delivery milestones. EMP077 contributes to ast emp077 03 through recurring collaboration, clear ownership boundaries, and measurable outcomes. The team captures decisions, open issues, and handoffs so that knowledge remains discoverable for future programs.</w:t>
       </w:r>
     </w:p>
     <w:p>
       <w:r>
-        <w:t>This specification covers the integration between the supplier self-service portal and the procurement ERP module. Vendors submit invoices via the portal; OCR parsing extracts line items and matches against purchase orders with a tolerance of +-2%.</w:t>
+        <w:t>Section 3: Knowledge transfer and onboarding. EMP077 contributes to ast emp077 03 through recurring collaboration, clear ownership boundaries, and measurable outcomes. The team captures decisions, open issues, and handoffs so that knowledge remains discoverable for future programs.</w:t>
+      </w:r>
+    </w:p>
+    <w:p>
+      <w:r>
+        <w:t>Section 4: Data quality remediation. EMP077 contributes to ast emp077 03 through recurring collaboration, clear ownership boundaries, and measurable outcomes. The team captures decisions, open issues, and handoffs so that knowledge remains discoverable for future programs.</w:t>
+      </w:r>
+    </w:p>
+    <w:p>
+      <w:r>
+        <w:br w:type="page"/>
       </w:r>
     </w:p>
     <w:p>
@@ -149,12 +48,60 @@
         <w:pStyle w:val="Heading2"/>
       </w:pPr>
       <w:r>
-        <w:t>Author Competencies</w:t>
+        <w:t>Page 2</w:t>
       </w:r>
     </w:p>
     <w:p>
       <w:r>
-        <w:t>Kusto, Azure AI, Fabric, Ontology</w:t>
+        <w:t>Section 1: Knowledge transfer and onboarding. EMP077 contributes to ast emp077 03 through recurring collaboration, clear ownership boundaries, and measurable outcomes. The team captures decisions, open issues, and handoffs so that knowledge remains discoverable for future programs.</w:t>
+      </w:r>
+    </w:p>
+    <w:p>
+      <w:r>
+        <w:t>Section 2: Data quality remediation. EMP077 contributes to ast emp077 03 through recurring collaboration, clear ownership boundaries, and measurable outcomes. The team captures decisions, open issues, and handoffs so that knowledge remains discoverable for future programs.</w:t>
+      </w:r>
+    </w:p>
+    <w:p>
+      <w:r>
+        <w:t>Section 3: Data quality remediation. EMP077 contributes to ast emp077 03 through recurring collaboration, clear ownership boundaries, and measurable outcomes. The team captures decisions, open issues, and handoffs so that knowledge remains discoverable for future programs.</w:t>
+      </w:r>
+    </w:p>
+    <w:p>
+      <w:r>
+        <w:t>Section 4: Customer escalation analysis. EMP077 contributes to ast emp077 03 through recurring collaboration, clear ownership boundaries, and measurable outcomes. The team captures decisions, open issues, and handoffs so that knowledge remains discoverable for future programs.</w:t>
+      </w:r>
+    </w:p>
+    <w:p>
+      <w:r>
+        <w:br w:type="page"/>
+      </w:r>
+    </w:p>
+    <w:p>
+      <w:pPr>
+        <w:pStyle w:val="Heading2"/>
+      </w:pPr>
+      <w:r>
+        <w:t>Page 3</w:t>
+      </w:r>
+    </w:p>
+    <w:p>
+      <w:r>
+        <w:t>Section 1: Customer escalation analysis. EMP077 contributes to ast emp077 03 through recurring collaboration, clear ownership boundaries, and measurable outcomes. The team captures decisions, open issues, and handoffs so that knowledge remains discoverable for future programs.</w:t>
+      </w:r>
+    </w:p>
+    <w:p>
+      <w:r>
+        <w:t>Section 2: Data quality remediation. EMP077 contributes to ast emp077 03 through recurring collaboration, clear ownership boundaries, and measurable outcomes. The team captures decisions, open issues, and handoffs so that knowledge remains discoverable for future programs.</w:t>
+      </w:r>
+    </w:p>
+    <w:p>
+      <w:r>
+        <w:t>Section 3: Knowledge transfer and onboarding. EMP077 contributes to ast emp077 03 through recurring collaboration, clear ownership boundaries, and measurable outcomes. The team captures decisions, open issues, and handoffs so that knowledge remains discoverable for future programs.</w:t>
+      </w:r>
+    </w:p>
+    <w:p>
+      <w:r>
+        <w:t>Section 4: Quarterly delivery milestones. EMP077 contributes to ast emp077 03 through recurring collaboration, clear ownership boundaries, and measurable outcomes. The team captures decisions, open issues, and handoffs so that knowledge remains discoverable for future programs.</w:t>
       </w:r>
     </w:p>
     <w:sectPr>
